--- a/reports_output/gas_rfid_11_2025.docx
+++ b/reports_output/gas_rfid_11_2025.docx
@@ -335,7 +335,7 @@
           </w:tcPr>
           <w:p>
             <w:r>
-              <w:t>2025-11-20</w:t>
+              <w:t>2025-11-27</w:t>
             </w:r>
           </w:p>
         </w:tc>
@@ -365,7 +365,7 @@
           </w:tcPr>
           <w:p>
             <w:r>
-              <w:t>23.0</w:t>
+              <w:t>20.5</w:t>
             </w:r>
           </w:p>
         </w:tc>
@@ -375,7 +375,7 @@
           </w:tcPr>
           <w:p>
             <w:r>
-              <w:t>32.42</w:t>
+              <w:t>20.0</w:t>
             </w:r>
           </w:p>
         </w:tc>
@@ -385,7 +385,7 @@
           </w:tcPr>
           <w:p>
             <w:r>
-              <w:t>38.0</w:t>
+              <w:t>25.0</w:t>
             </w:r>
           </w:p>
         </w:tc>
@@ -395,7 +395,7 @@
           </w:tcPr>
           <w:p>
             <w:r>
-              <w:t>45226</w:t>
+              <w:t>12354</w:t>
             </w:r>
           </w:p>
         </w:tc>
@@ -405,7 +405,7 @@
           </w:tcPr>
           <w:p>
             <w:r>
-              <w:t>45367.0</w:t>
+              <w:t>15000.0</w:t>
             </w:r>
           </w:p>
         </w:tc>
@@ -415,7 +415,7 @@
           </w:tcPr>
           <w:p>
             <w:r>
-              <w:t>141.0</w:t>
+              <w:t>2646.0</w:t>
             </w:r>
           </w:p>
         </w:tc>
@@ -425,7 +425,7 @@
           </w:tcPr>
           <w:p>
             <w:r>
-              <w:t>998.0</w:t>
+              <w:t>900.0</w:t>
             </w:r>
           </w:p>
         </w:tc>
@@ -435,7 +435,7 @@
           </w:tcPr>
           <w:p>
             <w:r>
-              <w:t>1540.0</w:t>
+              <w:t>500.0</w:t>
             </w:r>
           </w:p>
         </w:tc>
@@ -539,7 +539,7 @@
         </w:rPr>
       </w:pPr>
       <w:r>
-        <w:t>Total Gas Consumed: 32.42 L</w:t>
+        <w:t>Total Gas Consumed: 20.0 L</w:t>
       </w:r>
     </w:p>
     <w:p>
@@ -555,7 +555,7 @@
         </w:rPr>
       </w:pPr>
       <w:r>
-        <w:t>Average Gas per Vehicle: 32.42</w:t>
+        <w:t>Average Gas per Vehicle: 20.0</w:t>
       </w:r>
     </w:p>
     <w:p>
@@ -571,7 +571,7 @@
         </w:rPr>
       </w:pPr>
       <w:r>
-        <w:t>Total RFID AutoSweep: ₱1540.0</w:t>
+        <w:t>Total RFID AutoSweep: ₱500.0</w:t>
       </w:r>
     </w:p>
     <w:p>
@@ -587,7 +587,7 @@
         </w:rPr>
       </w:pPr>
       <w:r>
-        <w:t>Total RFID EasyTrip: ₱998.0</w:t>
+        <w:t>Total RFID EasyTrip: ₱900.0</w:t>
       </w:r>
     </w:p>
     <w:p>
